--- a/example_articles/gender/Women/2.gender_Women_New_York_Times.docx
+++ b/example_articles/gender/Women/2.gender_Women_New_York_Times.docx
@@ -7,9 +7,7 @@
         <w:pStyle w:val="Heading1"/>
       </w:pPr>
       <w:r>
-        <w:t>THE 1990 CAMPAIGN;</w:t>
-        <w:br/>
-        <w:t>Hawaii Race Tests Democratic Hold - Correction Appended</w:t>
+        <w:t>The Pop Life</w:t>
       </w:r>
     </w:p>
     <w:p>
@@ -19,22 +17,22 @@
     </w:p>
     <w:p>
       <w:r>
-        <w:t>Date: 1990-11-23</w:t>
+        <w:t>Date: 1990-12-05</w:t>
       </w:r>
     </w:p>
     <w:p>
       <w:r>
-        <w:t>Section: Section D;; Section D; Page 22; Column 1; National Desk; Column 1;</w:t>
+        <w:t>Section: Section C;; Section C; Page 20; Column 5; Cultural Desk; Column 5;</w:t>
       </w:r>
     </w:p>
     <w:p>
       <w:r>
-        <w:t>Source file: NYT/50.DOCX</w:t>
+        <w:t>Source file: NYT/32.DOCX</w:t>
       </w:r>
     </w:p>
     <w:p>
       <w:r>
-        <w:t>Raw gender result, 'gender': Mostly women referenced as economically idle; gender composition otherwise NA</w:t>
+        <w:t>Raw gender result, 'gender': Mostly women</w:t>
       </w:r>
     </w:p>
     <w:p>
@@ -51,120 +49,57 @@
     </w:p>
     <w:p>
       <w:r>
-        <w:t>Two former schoolteachers are in a tight but polite race to represent Hawaii in the United States Senate, and the results may teach something of a lesson about the future of the politically remote and inbred but fast-changing island state.</w:t>
+        <w:t>'Dances With Wolves'</w:t>
         <w:br/>
-        <w:t>From the lush rain forests of the Big Island of Hawaii to the ranches of Niihau 350 miles west across the South Pacific, the biggest political question of the year is whether Representative Patricia Saiki, a popular moderate Republican from Honolulu, can break years of Democratic control of Hawaii politics and beat an equally popular Democrat, Senator Daniel K. Akaka, a Congressman appointed to the Senate last spring when Senator Spark M. Matsunaga died.</w:t>
+        <w:t>When John Barry was preparing to write the music for Kevin Costner's film, "Dances With Wolves," he listened to a lot of American Indian music that was recorded while the film was being shot on location but decided not to incorporate it.</w:t>
         <w:br/>
-        <w:t>A victory for Ms. Saiki, the only Republican ever elected to the House of Representatives from Hawaii, would underscore the growing political influence of Caucasians, many of them retirees who have migrated from the mainland, who now account for a third of the Hawaii vote. Ms. Saiki offers a lively brand of compassionate Republicanism that appeals to them. And, as a Japanese-American woman, she has also made deep inroads into the traditionally Democratic "A.J.A.," local shorthand for Americans of Japanese ancestry, about 30 percent of the vote, and women.</w:t>
+        <w:t>"It didn't come across," he said in a recent telephone interview from his home in Oyster Bay, L.I. "For me the score had to be seen through the eyes of its protagonist."</w:t>
+        <w:br/>
+        <w:t>The film, which stars Mr. Costner, who also directed, tells the story of John Dunbar, a soldier who joins a Sioux Indian tribe in the 1860's.</w:t>
+        <w:br/>
+        <w:t>"He was a noble, simple and dedicated man who had a kind of purity in everything he did," Mr. Barry said. "It was difficult to sustain that feeling and keep it interesting for an hour and 35 minutes. Right from the beginning, Kevin and I saw eye to eye. Because the look of the picture involved such a feeling of space, we envisioned a score that would be large and romantic. It uses a nice-size orchestra of 95 and a choir of 12 contraltos. Though it has Indian themes, they were my interpretation of what those would be."</w:t>
+        <w:br/>
+        <w:t>At 95 minutes, the score for "Dances With Wolves" is nearly three times as long as than Mr. Barry's original music for the 1985 film "Out of Africa," which won him an Academy Award for best film score.</w:t>
+        <w:br/>
+        <w:t>Even though he has composed some of the most distinguished symphonic scores of the last three decades, in many people's minds Mr. Barry will always be best remembered as the composer of the theme music for 12 James Bond movies.</w:t>
+        <w:br/>
+        <w:t>"I was asked to get involved with the Bond movies because I had my own pop group at the time, the John Barry Seven, which had had several successful instrumental hits in England," he said. "Prior to 'Dr. No,' I had also already done three or four movie scores. I've always called my Bond scores 'million-dollar Mickey Mouse music.' "</w:t>
+        <w:br/>
+        <w:t>Among his film scores, he said, his favorites include those for "Seance on a Wet Afternoon," "The Whisperers," "The Knack," "The Ipcress File," "Somewhere in Time," "Midnight Cowboy," and most of all, "The Lion in Winter."</w:t>
+        <w:br/>
+        <w:t>Broadly speaking, he described his philosophy of film scoring as a matter of "getting inside the characters."</w:t>
+        <w:br/>
+        <w:t>"While everybody knew that James Bond was going to win, be the hero and end up with the woman," Mr. Barry said, "the music still had to believe that he might not and take the audience through that process."</w:t>
+        <w:br/>
+        <w:t>"Dances With Wolves" is the first score Mr. Barry has completed since he suffered a ruptured esophagus two years ago.</w:t>
+        <w:br/>
+        <w:t>He attributed the rupture to a health-food beverage he had been drinking regularly for six months, but he refused to identify the product because of a pending lawsuit. He had four major operations in 14 months, one to "replumb" his esophagus with a piece of his colon. He said he was functioning normally now.</w:t>
+        <w:br/>
+        <w:t>"Dances With Wolves," on Epic Associated Records, is the most ambitious and complicated score of his career and completes the happy ending.</w:t>
         <w:br/>
         <w:t xml:space="preserve"> </w:t>
         <w:br/>
-        <w:t>'Very Close Race'</w:t>
+        <w:t>Maureen Tucker Is Back</w:t>
         <w:br/>
-        <w:t xml:space="preserve"> But Senator Akaka is no pushover, with his deep roots in the Democratic machine that has long dominated Hawaii politics and with his strong backing from labor unions and native Hawaiians. His strongholds include the non-urban parts of Oahu, the island that includes Honolulu, and all the rest of the state, the so-called Neighbor Islands of Maui, Kauai, Molokai, Lanai and Hawaii.</w:t>
+        <w:t xml:space="preserve"> Little did Maureen Tucker suspect when she was a drummer with that seminal New York band, the Velvet Underground, that one day she would be regarded as an influential rock drummer.</w:t>
         <w:br/>
-        <w:t>Until recently, Ms. Saiki appeared to be headed for victory, but the budget turmoil in Washington seems to have hurt her along with many other Republicans. "It's a very close race," said D. G. (Andy) Anderson, chairman of the Republican Party of Hawaii. "We were riding high two weeks ago with an eight-point lead. That got eroded with the nonsense in Washington, and we fell back to a dead heat. About a week ago, we began to move up again."</w:t>
+        <w:t>Ms. Tucker, who left the pop music scene in 1972, said in a telephone interview last week that she was completely unaware of her growing reputation until nine years ago, when she started getting involved with music again and discovered that she and the Velvet Underground were often mentioned in rock magazines like Creem.</w:t>
         <w:br/>
-        <w:t>The latest public opinion poll, taken early last week for KGMB-TV News in Honolulu, put the race at 45 percent for Ms. Saiki, 43 percent for Mr. Akaka. The poll, of 1,200 voters, had a margin of sampling error of three percentage points.</w:t>
+        <w:t>"I began to realize that we were a lot more influential now than we had ever been then," said Ms. Tucker, who is making one of her infrequent New York appearances on Saturday evening leading a five-member band at the Church of St. Ann and the Holy Trinity in Brooklyn Heights. In her own band, Ms. Tucker plays the guitar, not the drums, and performs her own post-punk songs. Angry rockers like "Spam" and "Work" describe the frustrations of working-class life, while the incantatory rock ballad "Andy" is a minimalist elegy for Andy Warhol, the Velvet Underground's original mentor. Also included on her recent album, "Life in Exile After Abdication" ( 50 Skadillion Watts Records, ) are versions of Leadbelly's "Goodnight Irene" and the Velvet Underground's "Pale Blue Eyes." The singer's blunt expressions of working-class anger, she said, come out of personal experience. A divorced mother of five, Ms. Tucker has lived for six years in Douglas, Ga., a town of about 10,000 in a depressed rural area. For three of those years she worked in the billing and receiving office of a local Wal-Mart store. She quit her job in February 1989 when the store refused to give her time off to go on a six-week European tour.</w:t>
         <w:br/>
-        <w:t>Two-thirds of the 11 percent undecided were either Caucasian or A.J.A., which was widely taken as good news for the Republican, who was also hoping for a boost from President Bush's visit to Honolulu last weekend.</w:t>
+        <w:t>Ms. Tucker's return to rock music began in 1981 when she recorded a solo album in her living room. Four years later, she made a warmly received second record with Jad Fair, the leader of a group called Half Japanese. "Life in Exile After Abdication" was recorded in 1988, and favorable critical response brought Ms. Tucker and her band to New York, where they played at CBGB. She recently signed with Mammoth Records , a small independent label in North Carolina.</w:t>
+        <w:br/>
+        <w:t>Lou Reed, who left the Velvet Underground a year before Ms. Tucker did, has been very encouraging. She played the drums on two cuts of his "New York" album and opened for him the summer before last on 10 shows of his national tour.</w:t>
+        <w:br/>
+        <w:t>With her rising fortunes, Ms. Tucker said, she hopes to be able to earn enough to leave Georgia.</w:t>
+        <w:br/>
+        <w:t>"New York is still out of the question," she said. "But wherever I go I want it to be much closer to New York, because that's where the work is."</w:t>
         <w:br/>
         <w:t xml:space="preserve"> </w:t>
         <w:br/>
-        <w:t>Candidates Were Away</w:t>
+        <w:t>Stevie B. Is No. 1</w:t>
         <w:br/>
-        <w:t xml:space="preserve"> "There are great demographic changes in Hawaii," said Senator Akaka's campaign manager, Kam Kuwata. "We cannot assume how the new voters will go. The A.J.A. has been the base of the Democratic vote. Both campaigns are figuring out how to get to those voters. The election comes down to a call to arms for Democrats."</w:t>
-        <w:br/>
-        <w:t>For all the interest in the race, it has been run largely without either of the candidates. Stuck 6,000 miles away in Washington to fight the budget wars, both finally returned to the state last weekend and began barnstorming.</w:t>
-        <w:br/>
-        <w:t>Issues aside, the race is so close that the outcome will probably turn on whether the Democratic grass-roots operation can turn out its vote, said Jack M. Seigle, a veteran political strategist who is helping Governor John Waihee 3d, a Democrat, in his re-election campaign.</w:t>
-        <w:br/>
-        <w:t>"Unlike other Republicans, she does cut into the Democratic establishment," said Mr. Seigle, who nonetheless gives the race to Mr. Akaka "by a whisker."</w:t>
-        <w:br/>
-        <w:t xml:space="preserve"> </w:t>
-        <w:br/>
-        <w:t>Addressing Island Bombing</w:t>
-        <w:br/>
-        <w:t xml:space="preserve"> Both candidates agree on most of the gut Hawaiian issues, like ending the military bombing of the tiny volcanic island of Kahoolawe, off Maui. For years now, the Marines and even the Japanese and Australian air forces have used the uninhabited tropical island for target practice, regularly shattering nerves in Maui, less than five miles across the choppy Alalakeiki Channel, and providing Hawaii politicians with a sure-fire issue.</w:t>
-        <w:br/>
-        <w:t>Senator Akaka scored first about three weeks ago by writing into the military appropriations bill a measure that would return Kahoolawe to state control and establish a commission to oversee cleaning it up. The island and nearby waters are studded with unexploded bombs and missiles.</w:t>
-        <w:br/>
-        <w:t>Soon after, Ms. Saiki got a quick boost from President Bush, who ordered an immediate halt to the bombing and promised to set up a commission to study the island's eventual fate.</w:t>
-        <w:br/>
-        <w:t>The female vote, meanwhile, is uncertain. In an unusual split, the national office of the National Organization for Women endorsed Ms. Saiki, but the local Hawaii chapter endorsed Mr. Akaka.</w:t>
-        <w:br/>
-        <w:t>In her final television commercials and appearances, Ms. Saiki has tried to differentiate herself from Senator Akaka by stressing that she voted against the recent budget and tax legislation."My recent no vote on the tax bill has been a point of great interest among my constituents," she said in a telephone interview from her car while racing to Honolulu airport to catch a plane to Hilo Wednesday morning.</w:t>
-        <w:br/>
-        <w:t>"They feel very resentful about having their taxes increased," she said. "Our cost of living is 30 percent higher than the rest of the nation. People on fixed income feel the pinch." As the only Republican from Hawaii in Congress, she also stresses her "access" to the Republican Administration.</w:t>
-        <w:br/>
-        <w:t xml:space="preserve"> </w:t>
-        <w:br/>
-        <w:t>Emphasizing Ties to Liberals</w:t>
-        <w:br/>
-        <w:t xml:space="preserve"> For his part, Senator Akaka has been stressing his ties to the liberal Democratic establishment and support for working-class values.By voting for the budget bill, Mr. Akaka says, he was doing his job, biting the bullet and making the hard decisions needed to cut the deficit by increasing the tax burden on wealthier people.</w:t>
-        <w:br/>
-        <w:t>On campaign stops, he has criticized Ms. Saiki, saying she was putting off reckoning with that problem. Although Mr. Akaka could not be reached for comment, Mr. Kuwata, his campaign manager, said, "Saiki has not offered any program on how she would reduce the budget deficit."</w:t>
-        <w:br/>
-        <w:t>Ms. Saiki is strongest in urban Honolulu, and so is spending most of the remainder of the campaign touring the Neighbor Islands, the district Mr. Akaka used to represent in the House. Mr. Akaka is spending the bulk of his time in Hololulu, his weak spot.</w:t>
-        <w:br/>
-        <w:t>The Republican had far more cash on hand, $379,000, compared with Mr. Akaka's $166,000, as of Oct. 21. So the question is whether that cash can overcome the traditional deep-rooted pull of the Democratic Party on the voters of Hawaii and put a Republican in the Senate.</w:t>
-        <w:br/>
-        <w:t xml:space="preserve"> </w:t>
-        <w:br/>
-        <w:t>THE 1990 CAMPAIGN</w:t>
-        <w:br/>
-        <w:t xml:space="preserve"> </w:t>
-        <w:br/>
-        <w:t>Hawaii</w:t>
-        <w:br/>
-        <w:t xml:space="preserve"> </w:t>
-        <w:br/>
-        <w:t>SENATE RACE</w:t>
-        <w:br/>
-        <w:t xml:space="preserve"> </w:t>
-        <w:br/>
-        <w:t>Democrate: Daniel K. Akaka, 56</w:t>
-        <w:br/>
-        <w:t>Republican: Patricia Saiki, 60</w:t>
-        <w:br/>
-        <w:t xml:space="preserve"> </w:t>
-        <w:br/>
-        <w:t>ANALYSIS</w:t>
-        <w:br/>
-        <w:t xml:space="preserve"> </w:t>
-        <w:br/>
-        <w:t>Republicans have a good chance to elect one of their own in heavily Democratic Hawaii. Ms. Saiki, a moderate Republican appealing to Caucasian newcomers and the Japanese-American population, is running neck and neck with Mr. Akaka, a long-time Congressman with ties to the traditional democratic and union political apparatus. Some see this as a battle between the old and the new Hawaii.</w:t>
-        <w:br/>
-        <w:t xml:space="preserve"> </w:t>
-        <w:br/>
-        <w:t>REGISTERED VOTERS</w:t>
-        <w:br/>
-        <w:t xml:space="preserve"> </w:t>
-        <w:br/>
-        <w:t>Total voters: 453,389 (Hawaii does not register by party).</w:t>
-        <w:br/>
-        <w:t xml:space="preserve"> </w:t>
-        <w:br/>
-        <w:t>LATEST POLL RESULTS</w:t>
-        <w:br/>
-        <w:t xml:space="preserve"> </w:t>
-        <w:br/>
-        <w:t>A survey of 1,200 voters taken for KGMB-TV News put Ms. Saiki ahead, 45 percent to 43 percent for Mr. Akaka. The margin of error was plus or minus three percentage points.</w:t>
-        <w:br/>
-        <w:t>Correction</w:t>
-        <w:br/>
-        <w:br/>
-        <w:t>An article on Nov. 1 about the Senate campaign in Hawaii gave incomplete credit for a public opinion poll. The poll was sponsored by KGMB-TV and The Honolulu Star-Bulletin.</w:t>
-        <w:br/>
-        <w:t>Correction-Date: November 23, 1990, Thursday, Late Edition - Final</w:t>
-        <w:br/>
-        <w:br/>
-        <w:t>Graphic</w:t>
-        <w:br/>
-        <w:br/>
-        <w:t xml:space="preserve"> </w:t>
-        <w:br/>
-        <w:t>Photos: Representative Patricia Saiki, a Republican candidate for Senate in Hawaii, campaigning in Honolulu.; Senator Daniel K. Akaka, Democratic incumbent, speaking to supporters at his Honolulu campaign headquarters after a trip to Washington. (Photographs by Associated Press for The New York Times)</w:t>
+        <w:t xml:space="preserve"> "Because I Love You (The Postman Song)" (LMR/RCA), this week's No. 1 single on Billboard's pop singles chart, is the first No. 1 record for Stevie B., a Miami-based pop-soul singer. The record is also the first No. 1 hit for LMR, a small New York-based label with 10 artists on its roster, that last July became affiliated with RCA.</w:t>
       </w:r>
     </w:p>
     <w:sectPr>

--- a/example_articles/gender/Women/2.gender_Women_New_York_Times.docx
+++ b/example_articles/gender/Women/2.gender_Women_New_York_Times.docx
@@ -7,7 +7,7 @@
         <w:pStyle w:val="Heading1"/>
       </w:pPr>
       <w:r>
-        <w:t>The Pop Life</w:t>
+        <w:t>LISA: A STREET GIRL'S SHORT, BITTER LIFE</w:t>
       </w:r>
     </w:p>
     <w:p>
@@ -17,17 +17,17 @@
     </w:p>
     <w:p>
       <w:r>
-        <w:t>Date: 1990-12-05</w:t>
+        <w:t>Date: 1987-05-28</w:t>
       </w:r>
     </w:p>
     <w:p>
       <w:r>
-        <w:t>Section: Section C;; Section C; Page 20; Column 5; Cultural Desk; Column 5;</w:t>
+        <w:t>Section: Section A; Page 14, Column 1; National Desk</w:t>
       </w:r>
     </w:p>
     <w:p>
       <w:r>
-        <w:t>Source file: NYT/32.DOCX</w:t>
+        <w:t>Source file: NYT/53.DOCX</w:t>
       </w:r>
     </w:p>
     <w:p>
@@ -49,57 +49,125 @@
     </w:p>
     <w:p>
       <w:r>
-        <w:t>'Dances With Wolves'</w:t>
+        <w:t>Amid the illicit commerce in the Short North district here, the customers first knew her as ''Red'' - a sex toy, a pornographic model and, sometimes, a punching bag.</w:t>
         <w:br/>
-        <w:t>When John Barry was preparing to write the music for Kevin Costner's film, "Dances With Wolves," he listened to a lot of American Indian music that was recorded while the film was being shot on location but decided not to incorporate it.</w:t>
+        <w:t>She was no more than 16, probably younger.</w:t>
         <w:br/>
-        <w:t>"It didn't come across," he said in a recent telephone interview from his home in Oyster Bay, L.I. "For me the score had to be seen through the eyes of its protagonist."</w:t>
+        <w:t>And when the street life had used up Lisa McElhaney, she was wrapped in plastic and thrown away.</w:t>
         <w:br/>
-        <w:t>The film, which stars Mr. Costner, who also directed, tells the story of John Dunbar, a soldier who joins a Sioux Indian tribe in the 1860's.</w:t>
+        <w:t>Her 17-year-old body was discovered last month, bound in plastic sheathing in Dry Run Creek, in a rural area a few miles outside this state capital. The police believe she was killed by a prostitution client, and experts on child abuse say her path to the streets has become well traveled among the young in larger cities around the country.</w:t>
         <w:br/>
-        <w:t>"He was a noble, simple and dedicated man who had a kind of purity in everything he did," Mr. Barry said. "It was difficult to sustain that feeling and keep it interesting for an hour and 35 minutes. Right from the beginning, Kevin and I saw eye to eye. Because the look of the picture involved such a feeling of space, we envisioned a score that would be large and romantic. It uses a nice-size orchestra of 95 and a choir of 12 contraltos. Though it has Indian themes, they were my interpretation of what those would be."</w:t>
+        <w:t>In the Shadow of Ohio State</w:t>
         <w:br/>
-        <w:t>At 95 minutes, the score for "Dances With Wolves" is nearly three times as long as than Mr. Barry's original music for the 1985 film "Out of Africa," which won him an Academy Award for best film score.</w:t>
+        <w:t>''What in the world are we coming to?'' asked Sheriff Earl Smith of Franklin County, which includes Columbus. ''Nobody knows what the answer is here. But for the sake of our kids, we better start figuring it out.''</w:t>
         <w:br/>
-        <w:t>Even though he has composed some of the most distinguished symphonic scores of the last three decades, in many people's minds Mr. Barry will always be best remembered as the composer of the theme music for 12 James Bond movies.</w:t>
+        <w:t>Lisa was one of scores of teen-age prostitutes, boys and girls, who hustle for a living just a few blocks from the campus of Ohio State University. The men who opened their car doors to her could not have known much about the object of their designs.</w:t>
         <w:br/>
-        <w:t>"I was asked to get involved with the Bond movies because I had my own pop group at the time, the John Barry Seven, which had had several successful instrumental hits in England," he said. "Prior to 'Dr. No,' I had also already done three or four movie scores. I've always called my Bond scores 'million-dollar Mickey Mouse music.' "</w:t>
+        <w:t>They did not know that ''Red,'' nicknamed for her auburn hair, was born an unwanted child to a mentally ill mother and an alcoholic father; that she spent her childhood in squalor, that she was raped as a child, became pregnant and miscarried at 15, that she was abandoned to the streets to prostitute herself for a living. Nor, it seems, would these customers have cared. For these men who hire the young, an abundance of prey still lingers along the streets, at bus stations, in bars.</w:t>
         <w:br/>
-        <w:t>Among his film scores, he said, his favorites include those for "Seance on a Wet Afternoon," "The Whisperers," "The Knack," "The Ipcress File," "Somewhere in Time," "Midnight Cowboy," and most of all, "The Lion in Winter."</w:t>
-        <w:br/>
-        <w:t>Broadly speaking, he described his philosophy of film scoring as a matter of "getting inside the characters."</w:t>
-        <w:br/>
-        <w:t>"While everybody knew that James Bond was going to win, be the hero and end up with the woman," Mr. Barry said, "the music still had to believe that he might not and take the audience through that process."</w:t>
-        <w:br/>
-        <w:t>"Dances With Wolves" is the first score Mr. Barry has completed since he suffered a ruptured esophagus two years ago.</w:t>
-        <w:br/>
-        <w:t>He attributed the rupture to a health-food beverage he had been drinking regularly for six months, but he refused to identify the product because of a pending lawsuit. He had four major operations in 14 months, one to "replumb" his esophagus with a piece of his colon. He said he was functioning normally now.</w:t>
-        <w:br/>
-        <w:t>"Dances With Wolves," on Epic Associated Records, is the most ambitious and complicated score of his career and completes the happy ending.</w:t>
+        <w:t>In Columbus, a conservative, working-class city of 566,000 people, the Police Department's Exploited Children's Unit has identified more than 80 juveniles on the streets in the past year who are involved in commercial sexual exploitation or are at high risk of becoming involved. Some are as young as 11.</w:t>
         <w:br/>
         <w:t xml:space="preserve"> </w:t>
         <w:br/>
-        <w:t>Maureen Tucker Is Back</w:t>
+        <w:t>A Problem Nationwide</w:t>
         <w:br/>
-        <w:t xml:space="preserve"> Little did Maureen Tucker suspect when she was a drummer with that seminal New York band, the Velvet Underground, that one day she would be regarded as an influential rock drummer.</w:t>
+        <w:t>Child abuse experts say there is nothing unusual about the problems in the Short North district, a shadowy strip of bars, vacant lots and a nightclub with nude dancers who ask customers, ''Want some company tonight?''</w:t>
         <w:br/>
-        <w:t>Ms. Tucker, who left the pop music scene in 1972, said in a telephone interview last week that she was completely unaware of her growing reputation until nine years ago, when she started getting involved with music again and discovered that she and the Velvet Underground were often mentioned in rock magazines like Creem.</w:t>
+        <w:t>Across the country, child abuse experts say, a growing number of children, surely in the thousands, are being beckoned, used and discarded by sexual exploiters in search of a Lisa McElhaney, a runaway girl desperate for money to feed a drug habit.</w:t>
         <w:br/>
-        <w:t>"I began to realize that we were a lot more influential now than we had ever been then," said Ms. Tucker, who is making one of her infrequent New York appearances on Saturday evening leading a five-member band at the Church of St. Ann and the Holy Trinity in Brooklyn Heights. In her own band, Ms. Tucker plays the guitar, not the drums, and performs her own post-punk songs. Angry rockers like "Spam" and "Work" describe the frustrations of working-class life, while the incantatory rock ballad "Andy" is a minimalist elegy for Andy Warhol, the Velvet Underground's original mentor. Also included on her recent album, "Life in Exile After Abdication" ( 50 Skadillion Watts Records, ) are versions of Leadbelly's "Goodnight Irene" and the Velvet Underground's "Pale Blue Eyes." The singer's blunt expressions of working-class anger, she said, come out of personal experience. A divorced mother of five, Ms. Tucker has lived for six years in Douglas, Ga., a town of about 10,000 in a depressed rural area. For three of those years she worked in the billing and receiving office of a local Wal-Mart store. She quit her job in February 1989 when the store refused to give her time off to go on a six-week European tour.</w:t>
+        <w:t>From the beginning of her short, troubled life, a violent end seemed almost inevitable for Lisa, a quiet girl with a sparkling smile that disguised some hidden feelings.</w:t>
         <w:br/>
-        <w:t>Ms. Tucker's return to rock music began in 1981 when she recorded a solo album in her living room. Four years later, she made a warmly received second record with Jad Fair, the leader of a group called Half Japanese. "Life in Exile After Abdication" was recorded in 1988, and favorable critical response brought Ms. Tucker and her band to New York, where they played at CBGB. She recently signed with Mammoth Records , a small independent label in North Carolina.</w:t>
+        <w:t>''You've got to understand where this girl was coming from,'' said Edna Satmary, her aunt. ''This girl never had a chance.''</w:t>
         <w:br/>
-        <w:t>Lou Reed, who left the Velvet Underground a year before Ms. Tucker did, has been very encouraging. She played the drums on two cuts of his "New York" album and opened for him the summer before last on 10 shows of his national tour.</w:t>
-        <w:br/>
-        <w:t>With her rising fortunes, Ms. Tucker said, she hopes to be able to earn enough to leave Georgia.</w:t>
-        <w:br/>
-        <w:t>"New York is still out of the question," she said. "But wherever I go I want it to be much closer to New York, because that's where the work is."</w:t>
+        <w:t>Lisa Ann McElhaney was born on May 26, 1969, in Phoenix, Ariz., to an unmarried couple without the desire or ability to raise a child, relatives said. Her father, George McElhaney, suffered severe drinking problems. Her mother, Nancy Philips, was plagued by delusions and breakdowns.</w:t>
         <w:br/>
         <w:t xml:space="preserve"> </w:t>
         <w:br/>
-        <w:t>Stevie B. Is No. 1</w:t>
+        <w:t>'She Let Nobody Get Really Close'</w:t>
         <w:br/>
-        <w:t xml:space="preserve"> "Because I Love You (The Postman Song)" (LMR/RCA), this week's No. 1 single on Billboard's pop singles chart, is the first No. 1 record for Stevie B., a Miami-based pop-soul singer. The record is also the first No. 1 hit for LMR, a small New York-based label with 10 artists on its roster, that last July became affiliated with RCA.</w:t>
+        <w:t>As a baby, Lisa was never really loved, nor even bathed or clothed or fed properly, her aunt remembered. And from an early age Lisa knew that her home life made her family different, and she bore that shame, her aunt said.</w:t>
+        <w:br/>
+        <w:t>''Still, Lisa loved her mother so much,'' Mrs. Satmary said. ''But her mother, because she was so sick, wasn't capable of showing love back. And I really think that Lisa finally decided that if her mother wouldn't love her, she wasn't going to let anybody else love her either. And so she let nobody get really close.''</w:t>
+        <w:br/>
+        <w:t>Mr. McElhaney, described by relatives as a drifter and an alcoholic, worked at odd jobs at amusement parks, and the family lived in a series of unkempt efficiency apartments in town after town. He left the family when Lisa was 12 and relatives could not find the father to notify him of his daughter's death.</w:t>
+        <w:br/>
+        <w:t>Lisa's mother, the 11th of 16 children parceled out to foster homes, has suffered from paranoid schizophrenia and nervous breakdowns all her life, relatives said.</w:t>
+        <w:br/>
+        <w:t xml:space="preserve"> </w:t>
+        <w:br/>
+        <w:t>'The Things They Would Say'</w:t>
+        <w:br/>
+        <w:t>''She was at Lisa's funeral,'' said Dorothy Mills, another aunt. ''But I don't think she even realizes that her daughter is dead.''</w:t>
+        <w:br/>
+        <w:t>As a 4-year-old, Lisa hitchhiked with her parents from Phoenix to Elyria, Ohio, an industrial city on Lake Erie where the girl spent her early childhood being neglected or belittled, Mrs. Mills recalled, often in vulgar terms.</w:t>
+        <w:br/>
+        <w:t>''The things they would say to that child,'' she said. ''The words they would use.''</w:t>
+        <w:br/>
+        <w:t>Lisa was 12 when her father left, and she and her mother moved here. The girl began to misbehave in school, shoplift and run away from home.</w:t>
+        <w:br/>
+        <w:t>After a year of high school, Lisa fled to the streets, shuffling from home to home of the men who harbor runaways, usually in exchange for sex. It was then, in her early teens, that Lisa turned to prostitution, friends said.</w:t>
+        <w:br/>
+        <w:t xml:space="preserve"> </w:t>
+        <w:br/>
+        <w:t>Starved for Affection</w:t>
+        <w:br/>
+        <w:t>After a series of minor run-ins with the law, none of them involving prostitution, Lisa was made a ward of Franklin County in December 1985. She was placed in the Rosemont Home for Girls here but she frequently ran away, and the Exploited Children's Unit discovered her one Friday night last spring at a bus station, filthy and dazed by drugs.</w:t>
+        <w:br/>
+        <w:t>As if to demonstrate her vulnerability, Lisa stumbled over to a car occupied by a social worker and a plainclothes detective, uttered a slurred ''Hi,'' and fell into the back seat. She was taken to children's hospital and treated for drug intoxication.</w:t>
+        <w:br/>
+        <w:t>''She was starved for affection, starved for hugs,'' said Julie Leonard, a social worker with the Exploited Children's Unit.</w:t>
+        <w:br/>
+        <w:t>Unlike many runaways, Lisa showed remorse when confronted by evidence of her involvement in prostitution and pornography, according to friends and social workers. But while she cooperated with the authorities in their investigations of the Short North scene, she generally rebuffed efforts to draw her into conversation about her family and her childhood.</w:t>
+        <w:br/>
+        <w:t xml:space="preserve"> </w:t>
+        <w:br/>
+        <w:t>A Potential Witness</w:t>
+        <w:br/>
+        <w:t>''She would sit for hours and hours, staring straight into space,'' said Georgia Cornay, the mother of Ronnie McCoy, a friend of Lisa's. ''Her mind was somewhere else.''</w:t>
+        <w:br/>
+        <w:t>Perhaps to escape her tortured existence, if only in her mind, Lisa injected the drugs Talwin and Benadryl into her veins so frequently her arms were scarred by needle marks. When friends warned her that shooting drugs could kill, Lisa said it really didn't matter much.</w:t>
+        <w:br/>
+        <w:t>Photographs of Lisa performing sex acts were discovered by the police last year. She was to have testified in July in a child pornography case against Larry Miller, a 37-year-old traveling salesman for a car parts firm.</w:t>
+        <w:br/>
+        <w:t>The police do not suspect Mr. Miller of involvement in the killing of Lisa, who was murdered some weeks before her body was discovered on April 25. Instead, Sheriff Smith said, they believe she was killed by Rob Roy Baker, a 34-year-old truck driver who has been linked to a similar attack on a prostitute who survived.</w:t>
+        <w:br/>
+        <w:t>On May 6, when police officers attempted to enter his house, Mr. Baker, the son of a prominent building contractor here, shot himself to death. Inside the house, the police found garbage bags full of pictures of nude women cut from pornographic magazines.</w:t>
+        <w:br/>
+        <w:t>Despite the odds against her, it seemed in the last year of her life that Lisa might escape from the streets.</w:t>
+        <w:br/>
+        <w:t xml:space="preserve"> </w:t>
+        <w:br/>
+        <w:t>'She Tried So Hard'</w:t>
+        <w:br/>
+        <w:t>Just after she turned 17, Franklin County social workers found her a new home with relatives in Ashland, a rural community about 80 miles north of Columbus.</w:t>
+        <w:br/>
+        <w:t>''Ashland is nothing like Columbus,'' said Thomas Campo, the uncle who had taken Lisa in. ''We figured this would be the right environment for her.''</w:t>
+        <w:br/>
+        <w:t>Indeed, while living in Ashland, a town of about 20,000 where many doors stay unlocked through the night, Lisa seemed to turn a corner. She stopped using drugs, returned to high school and began to make new friends, social workers said. Cousins in Ashland, girls about her own age, accepted her as a sister, and she was well liked among school mates.</w:t>
+        <w:br/>
+        <w:t>''She became part of our family,'' Mr. Campo said. ''She tried so hard for things to be right.''</w:t>
+        <w:br/>
+        <w:t>Inexplicably, in early March, Lisa fled back to Columbus, and the Campo family would never see her again. She had received a phone call from Columbus - the family does not know who was at the other end of the line - and begged her relatives for a chance to visit ''just for the weekend.''</w:t>
+        <w:br/>
+        <w:t>Relatives now wonder if Lisa had trouble adjusting to life in Ashland, whether the innocence of boys and girls in the small community contrasted too starkly with her own streetwise perspective. And now among the relatives, there is the nagging guilt that something more could have been done.</w:t>
+        <w:br/>
+        <w:t>''We keep asking ourselves, 'What called her back to Columbus?' '' Mr. Campo said. ''Maybe it was just too late. Maybe if we had stepped in earlier.''</w:t>
+        <w:br/>
+        <w:t>In Columbus, Lisa took up with Mr. McCoy, an 18-year-old sometime boyfriend she had known since junior high school. Mr. McCoy, a troubled young man by his own account, says he tried to convince Lisa to go straight, to give up the drugs and stay away from the Short North district. ''I'll take care of you,'' he recalled telling her.</w:t>
+        <w:br/>
+        <w:t>Social workers said they believed Mr. McCoy meant well. He had lined up a job interview for Lisa at a retirement home in March, and said the two of them had dreamed of better days ahead, maybe even marriage.</w:t>
+        <w:br/>
+        <w:t>But for reasons no one understood, Lisa had returned to drugs, and she began to disappear for hours at a time. Despite what she told Mr. McCoy, she had furtively resumed her life as a prostitute.</w:t>
+        <w:br/>
+        <w:t>After a memorial service on May 18 at The Better Way ministry, Mrs. Satmary, Lisa's aunt, walked along the streets of the Short North, inspecting the milieu that doomed her niece. ''I saw a young girl step out of a bar - she couldn't have been more than 14 or 15 - and she was stoned,'' Mrs. Satmary said. ''I stood there and looked at her, and I thought, 'Child, my heart goes out to you.' ''</w:t>
+        <w:br/>
+        <w:br/>
+        <w:t>Graphic</w:t>
+        <w:br/>
+        <w:br/>
+        <w:t xml:space="preserve"> </w:t>
+        <w:br/>
+        <w:t>Photo of Lisa McElhaney; Photo of Ronnie McCoy, sometimes boyfriend of Lisa McElhaney (NYT/Kevin Fitzsimmons)</w:t>
       </w:r>
     </w:p>
     <w:sectPr>
